--- a/livrables/lecons/2026-09-03_lecon-astrologie-karmique_05_noeud-nord-croissance-signe-par-signe.docx
+++ b/livrables/lecons/2026-09-03_lecon-astrologie-karmique_05_noeud-nord-croissance-signe-par-signe.docx
@@ -376,7 +376,7 @@
           <w:sz w:val="22"/>
           <w:szCs w:val="22"/>
         </w:rPr>
-        <w:t xml:space="preserve">Schulman formule ainsi : « Plus le Nœud Nord d'une personne lui semble étranger, plus c'est la preuve qu'elle en a besoin. » Spiller ajoute que les situations difficiles de la vie sont souvent des « invitations répétées » à s'engager dans la direction du Nœud Nord. Greene, dans un registre plus jungien, y voit la pression que l'inconscient exerce pour forcer l'individuation.</w:t>
+        <w:t xml:space="preserve">Schulman formule l'idée en ces termes : plus le Nœud Nord semble étranger à une personne, plus c'est le signe qu'elle en a besoin. (Reformulation indirecte, non citation : l'ouvrage de Schulman est cité en bibliographie mais n'a pas été consulté pendant cette exécution — seules des sources de synthèse l'ont été. Une traduction mise entre guillemets serait une citation fabriquée.) Spiller ajoute que les situations difficiles de la vie sont souvent des « invitations répétées » à s'engager dans la direction du Nœud Nord. Greene, dans un registre plus jungien, y voit la pression que l'inconscient exerce pour forcer l'individuation.</w:t>
       </w:r>
     </w:p>
     <w:p>
@@ -1934,7 +1934,7 @@
           <w:sz w:val="22"/>
           <w:szCs w:val="22"/>
         </w:rPr>
-        <w:t xml:space="preserve">Le passage du Nœud Nord en Verseau est un fait astronomique calculable. La signification collective que le corpus y attache — « invitation à servir plutôt qu'à briller » — est une interprétation (Régime B, Schulman/Spiller). La corrélation entre transits nodaux collectifs et tendances sociales observables n'a pas été établie en conditions contrôlées.</w:t>
+        <w:t xml:space="preserve">La POSITION du nœud ascendant sur l'écliptique est un fait astronomique calculable, et son découpage en signes suit le zodiaque tropical — convention de secteurs de 30° depuis l'équinoxe, vue en leçon 02. ⚠️ En revanche la DATE d'ingression donnée plus haut (26 juillet 2026) ne provient PAS des sources de régime A citées en ressources : les pages NASA, IMCCE et Observatoire de Paris traitent la géométrie des nœuds et le cycle de 18,6 ans, pas les passages de signe. Elle est reprise de sources du corpus (régime B) et n'a pas été recalculée — à considérer comme non vérifiée en régime A. Réserve supplémentaire : nœud moyen et nœud vrai ne franchissent pas la limite le même jour, alors que l'exercice de cette leçon demande le True Node. La signification collective que le corpus y attache — « invitation à servir plutôt qu'à briller » — est une interprétation (Régime B, Schulman/Spiller). La corrélation entre transits nodaux collectifs et tendances sociales observables n'a pas été établie en conditions contrôlées.</w:t>
       </w:r>
     </w:p>
     <w:p>
@@ -2432,21 +2432,21 @@
           <w:sz w:val="22"/>
           <w:szCs w:val="22"/>
         </w:rPr>
-        <w:t xml:space="preserve">Shawn Carlson, « A double-blind test of astrology », Nature, 1985 : une expérience en double aveugle faisant intervenir des astrologues professionnels et des sujets testés. Résultat : les prédictions n'étaient pas distinguables du hasard. L'étude est souvent citée comme la plus rigoureuse conduite sur le sujet.</w:t>
-      </w:r>
-    </w:p>
-    <w:p>
-      <w:pPr>
-        <w:spacing w:after="80" w:before="60"/>
-      </w:pPr>
-      <w:r>
-        <w:rPr>
-          <w:rFonts w:ascii="Times New Roman" w:cs="Times New Roman" w:eastAsia="Times New Roman" w:hAnsi="Times New Roman"/>
-          <w:color w:val="1F2937"/>
-          <w:sz w:val="22"/>
-          <w:szCs w:val="22"/>
-        </w:rPr>
-        <w:t xml:space="preserve">Geoffrey Dean et Arthur Kelly, étude dite des « jumeaux temporels » (2003) : plus de 2 000 personnes nées à Londres entre le 3 et le 9 mars 1958 — nées dans des conditions astrologiques quasi identiques — ont été suivies sur des décennies. Aucune similarité supérieure au hasard n'a été trouvée sur une centaine de caractéristiques psychologiques, cognitives et sociales.</w:t>
+        <w:t xml:space="preserve">Shawn Carlson, « A double-blind test of astrology », Nature, vol. 318, 5 décembre 1985, p. 419-425 : une expérience en double aveugle faisant intervenir des astrologues professionnels et des sujets testés. Résultat : les prédictions n'étaient pas distinguables du hasard. L'étude est souvent citée comme la plus rigoureuse conduite sur le sujet.</w:t>
+      </w:r>
+    </w:p>
+    <w:p>
+      <w:pPr>
+        <w:spacing w:after="80" w:before="60"/>
+      </w:pPr>
+      <w:r>
+        <w:rPr>
+          <w:rFonts w:ascii="Times New Roman" w:cs="Times New Roman" w:eastAsia="Times New Roman" w:hAnsi="Times New Roman"/>
+          <w:color w:val="1F2937"/>
+          <w:sz w:val="22"/>
+          <w:szCs w:val="22"/>
+        </w:rPr>
+        <w:t xml:space="preserve">Geoffrey Dean et Ivan W. Kelly (université de la Saskatchewan), étude dite des « jumeaux temporels » — « Is Astrology Relevant to Consciousness and Psi ? », Journal of Consciousness Studies, 10(6-7), 2003, p. 175-198 : plus de 2 000 personnes nées à Londres entre le 3 et le 9 mars 1958 — nées dans des conditions astrologiques quasi identiques — ont été suivies sur des décennies. Aucune similarité supérieure au hasard n'a été trouvée sur une centaine de caractéristiques psychologiques, cognitives et sociales.</w:t>
       </w:r>
     </w:p>
     <w:p>
@@ -3198,6 +3198,138 @@
           <w:szCs w:val="22"/>
         </w:rPr>
         <w:t xml:space="preserve">Leçon n°06 — Les nœuds par maison : le domaine de vie concerné · l'axe des maisons et sa lecture.</w:t>
+      </w:r>
+    </w:p>
+    <w:p>
+      <w:pPr>
+        <w:spacing w:after="120" w:before="280"/>
+      </w:pPr>
+      <w:r>
+        <w:rPr>
+          <w:rFonts w:ascii="Times New Roman" w:cs="Times New Roman" w:eastAsia="Times New Roman" w:hAnsi="Times New Roman"/>
+          <w:b/>
+          <w:bCs/>
+          <w:color w:val="1B3A6B"/>
+          <w:sz w:val="30"/>
+          <w:szCs w:val="30"/>
+        </w:rPr>
+        <w:t xml:space="preserve">📝 Journal des corrections</w:t>
+      </w:r>
+    </w:p>
+    <w:p>
+      <w:pPr>
+        <w:spacing w:after="80" w:before="80"/>
+      </w:pPr>
+      <w:r>
+        <w:rPr>
+          <w:rFonts w:ascii="Times New Roman" w:cs="Times New Roman" w:eastAsia="Times New Roman" w:hAnsi="Times New Roman"/>
+          <w:i/>
+          <w:iCs/>
+          <w:color w:val="1B3A6B"/>
+          <w:sz w:val="22"/>
+          <w:szCs w:val="22"/>
+        </w:rPr>
+        <w:t xml:space="preserve">Corrections apportées le 3 septembre 2026 après vérification des sources. Les formulations d'origine sont conservées ci-dessous : une correction qui efface l'erreur ne s'apprend pas.</w:t>
+      </w:r>
+    </w:p>
+    <w:p>
+      <w:pPr>
+        <w:spacing w:after="60" w:before="60"/>
+      </w:pPr>
+      <w:r>
+        <w:rPr>
+          <w:rFonts w:ascii="Times New Roman" w:cs="Times New Roman" w:eastAsia="Times New Roman" w:hAnsi="Times New Roman"/>
+          <w:b/>
+          <w:bCs/>
+          <w:color w:val="1F2937"/>
+          <w:sz w:val="22"/>
+          <w:szCs w:val="22"/>
+        </w:rPr>
+        <w:t xml:space="preserve">1. « Geoffrey Dean et Arthur Kelly » — </w:t>
+      </w:r>
+      <w:r>
+        <w:rPr>
+          <w:rFonts w:ascii="Times New Roman" w:cs="Times New Roman" w:eastAsia="Times New Roman" w:hAnsi="Times New Roman"/>
+          <w:color w:val="1F2937"/>
+          <w:sz w:val="22"/>
+          <w:szCs w:val="22"/>
+        </w:rPr>
+        <w:t xml:space="preserve">section « ce que la recherche a testé ». Le co-auteur est Ivan W. Kelly, professeur à l'université de la Saskatchewan. Se tromper sur le nom d'un auteur dans le seul passage consacré à ce que la science a établi est le défaut le plus visible de la leçon. La référence complète est ajoutée : Journal of Consciousness Studies, 10(6-7), 2003, p. 175-198.</w:t>
+      </w:r>
+    </w:p>
+    <w:p>
+      <w:pPr>
+        <w:spacing w:after="60" w:before="60"/>
+      </w:pPr>
+      <w:r>
+        <w:rPr>
+          <w:rFonts w:ascii="Times New Roman" w:cs="Times New Roman" w:eastAsia="Times New Roman" w:hAnsi="Times New Roman"/>
+          <w:b/>
+          <w:bCs/>
+          <w:color w:val="1F2937"/>
+          <w:sz w:val="22"/>
+          <w:szCs w:val="22"/>
+        </w:rPr>
+        <w:t xml:space="preserve">2. « Nature, 1985 » sans volume ni pages — </w:t>
+      </w:r>
+      <w:r>
+        <w:rPr>
+          <w:rFonts w:ascii="Times New Roman" w:cs="Times New Roman" w:eastAsia="Times New Roman" w:hAnsi="Times New Roman"/>
+          <w:color w:val="1F2937"/>
+          <w:sz w:val="22"/>
+          <w:szCs w:val="22"/>
+        </w:rPr>
+        <w:t xml:space="preserve">même section. L'étude de Carlson porte désormais sa référence complète : Nature, vol. 318, 5 décembre 1985, p. 419-425. Une section qui revendique la rigueur doit être citable.</w:t>
+      </w:r>
+    </w:p>
+    <w:p>
+      <w:pPr>
+        <w:spacing w:after="60" w:before="60"/>
+      </w:pPr>
+      <w:r>
+        <w:rPr>
+          <w:rFonts w:ascii="Times New Roman" w:cs="Times New Roman" w:eastAsia="Times New Roman" w:hAnsi="Times New Roman"/>
+          <w:b/>
+          <w:bCs/>
+          <w:color w:val="1F2937"/>
+          <w:sz w:val="22"/>
+          <w:szCs w:val="22"/>
+        </w:rPr>
+        <w:t xml:space="preserve">3. « Schulman formule ainsi : “Plus le Nœud Nord d'une personne lui semble étranger…” » — </w:t>
+      </w:r>
+      <w:r>
+        <w:rPr>
+          <w:rFonts w:ascii="Times New Roman" w:cs="Times New Roman" w:eastAsia="Times New Roman" w:hAnsi="Times New Roman"/>
+          <w:color w:val="1F2937"/>
+          <w:sz w:val="22"/>
+          <w:szCs w:val="22"/>
+        </w:rPr>
+        <w:t xml:space="preserve">corpus, section 2. La phrase était entre guillemets alors que l'ouvrage de Schulman est cité en bibliographie sans avoir été consulté : les seules sources récupérées sur lui sont des synthèses en ligne. Une traduction mise entre guillemets est une citation fabriquée, même quand l'idée est juste. Remplacée par une reformulation indirecte qui le dit.</w:t>
+      </w:r>
+    </w:p>
+    <w:p>
+      <w:pPr>
+        <w:spacing w:after="60" w:before="60"/>
+      </w:pPr>
+      <w:r>
+        <w:rPr>
+          <w:rFonts w:ascii="Times New Roman" w:cs="Times New Roman" w:eastAsia="Times New Roman" w:hAnsi="Times New Roman"/>
+          <w:b/>
+          <w:bCs/>
+          <w:color w:val="1F2937"/>
+          <w:sz w:val="22"/>
+          <w:szCs w:val="22"/>
+        </w:rPr>
+        <w:t xml:space="preserve">4. « Le passage du Nœud Nord en Verseau est un fait astronomique calculable » — </w:t>
+      </w:r>
+      <w:r>
+        <w:rPr>
+          <w:rFonts w:ascii="Times New Roman" w:cs="Times New Roman" w:eastAsia="Times New Roman" w:hAnsi="Times New Roman"/>
+          <w:color w:val="1F2937"/>
+          <w:sz w:val="22"/>
+          <w:szCs w:val="22"/>
+        </w:rPr>
+        <w:t xml:space="preserve">corpus, section 5. La position du nœud est calculable, mais la DATE d'ingression du 26 juillet 2026 ne vient d'aucune des sources de régime A citées — NASA, IMCCE et Observatoire de Paris traitent la géométrie et le cycle de 18,6 ans, pas les passages de signe. Elle est reprise du régime B. Le texte le signale désormais, rappelle que le découpage en signes relève du zodiaque tropical (leçon 02), et pose la réserve manquante : nœud moyen et nœud vrai ne franchissent pas la limite le même jour, alors que l'exercice demande le True Node.</w:t>
       </w:r>
     </w:p>
     <w:p>

--- a/livrables/lecons/2026-09-03_lecon-astrologie-karmique_05_noeud-nord-croissance-signe-par-signe.docx
+++ b/livrables/lecons/2026-09-03_lecon-astrologie-karmique_05_noeud-nord-croissance-signe-par-signe.docx
@@ -3151,6 +3151,32 @@
       <w:pPr>
         <w:spacing w:after="80" w:before="60"/>
       </w:pPr>
+      <w:hyperlink w:history="1" r:id="rIdwikiastrology20260911">
+        <w:r>
+          <w:rPr>
+            <w:rFonts w:ascii="Times New Roman" w:cs="Times New Roman" w:eastAsia="Times New Roman" w:hAnsi="Times New Roman"/>
+            <w:color w:val="1155CC"/>
+            <w:sz w:val="22"/>
+            <w:szCs w:val="22"/>
+            <w:u w:val="single"/>
+          </w:rPr>
+          <w:t xml:space="preserve">Wikipédia (EN) — Astrology, section des références</w:t>
+        </w:r>
+      </w:hyperlink>
+      <w:r>
+        <w:rPr>
+          <w:rFonts w:ascii="Times New Roman" w:cs="Times New Roman" w:eastAsia="Times New Roman" w:hAnsi="Times New Roman"/>
+          <w:color w:val="1F2937"/>
+          <w:sz w:val="22"/>
+          <w:szCs w:val="22"/>
+        </w:rPr>
+        <w:t xml:space="preserve"> — AJOUTÉE LE 11/09/2026 : les deux études citées dans le corps de la leçon l'étaient avec leurs coordonnées complètes mais SANS AUCUNE ADRESSE. Cette page les référence toutes les deux, à l'identique : Carlson, Shawn (1985), « A double-blind test of astrology », Nature 318 (6045), p. 419-425 ; et Dean, G. ; Kelly, I. W. (2003), « Is Astrology Relevant to Consciousness and Psi ? », Journal of Consciousness Studies 10 (6-7), p. 175-198. Vérifiée le 11/09/2026 : HTTP 200, 117 486 caractères utiles.</w:t>
+      </w:r>
+    </w:p>
+    <w:p>
+      <w:pPr>
+        <w:spacing w:after="80" w:before="60"/>
+      </w:pPr>
       <w:r>
         <w:rPr>
           <w:rFonts w:ascii="Times New Roman" w:cs="Times New Roman" w:eastAsia="Times New Roman" w:hAnsi="Times New Roman"/>
@@ -3330,6 +3356,66 @@
           <w:szCs w:val="22"/>
         </w:rPr>
         <w:t xml:space="preserve">corpus, section 5. La position du nœud est calculable, mais la DATE d'ingression du 26 juillet 2026 ne vient d'aucune des sources de régime A citées — NASA, IMCCE et Observatoire de Paris traitent la géométrie et le cycle de 18,6 ans, pas les passages de signe. Elle est reprise du régime B. Le texte le signale désormais, rappelle que le découpage en signes relève du zodiaque tropical (leçon 02), et pose la réserve manquante : nœud moyen et nœud vrai ne franchissent pas la limite le même jour, alors que l'exercice demande le True Node.</w:t>
+      </w:r>
+    </w:p>
+    <w:p>
+      <w:pPr>
+        <w:spacing w:after="120" w:before="280"/>
+      </w:pPr>
+      <w:r>
+        <w:rPr>
+          <w:rFonts w:ascii="Times New Roman" w:cs="Times New Roman" w:eastAsia="Times New Roman" w:hAnsi="Times New Roman"/>
+          <w:b/>
+          <w:bCs/>
+          <w:color w:val="1B3A6B"/>
+          <w:sz w:val="30"/>
+          <w:szCs w:val="30"/>
+        </w:rPr>
+        <w:t xml:space="preserve">📝 Journal des corrections — 11 septembre 2026</w:t>
+      </w:r>
+    </w:p>
+    <w:p>
+      <w:pPr>
+        <w:spacing w:after="80" w:before="60"/>
+      </w:pPr>
+      <w:r>
+        <w:rPr>
+          <w:rFonts w:ascii="Times New Roman" w:cs="Times New Roman" w:eastAsia="Times New Roman" w:hAnsi="Times New Roman"/>
+          <w:b/>
+          <w:bCs/>
+          <w:color w:val="1F2937"/>
+          <w:sz w:val="22"/>
+          <w:szCs w:val="22"/>
+        </w:rPr>
+        <w:t xml:space="preserve">Relue le 11/09/2026 par le test d'attribution des pages. UNE correction, et une confirmation.</w:t>
+      </w:r>
+    </w:p>
+    <w:p>
+      <w:pPr>
+        <w:spacing w:after="80" w:before="60"/>
+      </w:pPr>
+      <w:r>
+        <w:rPr>
+          <w:rFonts w:ascii="Times New Roman" w:cs="Times New Roman" w:eastAsia="Times New Roman" w:hAnsi="Times New Roman"/>
+          <w:color w:val="1F2937"/>
+          <w:sz w:val="22"/>
+          <w:szCs w:val="22"/>
+        </w:rPr>
+        <w:t xml:space="preserve">① Deux études nommées avec leurs coordonnées, sans aucune adresse. La leçon cite l'étude de Shawn Carlson (Nature, 1985) et celle de Dean et Kelly sur les « jumeaux temporels » (Journal of Consciousness Studies, 2003) avec volume, année et pages — une citation académique en règle, mais qu'aucun lien ne rendait ouvrable. Vérification faite le 11/09/2026 : les deux références sont EXACTES au volume et à la page près. La page Astrology de Wikipédia anglophone les porte toutes les deux et est ajoutée aux ressources.</w:t>
+      </w:r>
+    </w:p>
+    <w:p>
+      <w:pPr>
+        <w:spacing w:after="80" w:before="60"/>
+      </w:pPr>
+      <w:r>
+        <w:rPr>
+          <w:rFonts w:ascii="Times New Roman" w:cs="Times New Roman" w:eastAsia="Times New Roman" w:hAnsi="Times New Roman"/>
+          <w:color w:val="1F2937"/>
+          <w:sz w:val="22"/>
+          <w:szCs w:val="22"/>
+        </w:rPr>
+        <w:t xml:space="preserve">② Ce que le test a signalé au passage, et qui était déjà connu : cpalondon.com, cité dans cette leçon, ne rend que 1 739 caractères — une barre de navigation. C'est la même façade que celle relevée le 10/09/2026 dans la leçon n°06 de ce parcours, et corrigée dans cette seule leçon-là. Deux leçons de ce parcours s'appuyaient donc dessus ; celle-ci reste à reprendre sur ce point, qui n'est pas de cette passe.</w:t>
       </w:r>
     </w:p>
     <w:p>

--- a/livrables/lecons/2026-09-03_lecon-astrologie-karmique_05_noeud-nord-croissance-signe-par-signe.docx
+++ b/livrables/lecons/2026-09-03_lecon-astrologie-karmique_05_noeud-nord-croissance-signe-par-signe.docx
@@ -317,21 +317,21 @@
           <w:sz w:val="22"/>
           <w:szCs w:val="22"/>
         </w:rPr>
-        <w:t xml:space="preserve">Pour Liz Greene — une tension psychologique.</w:t>
-      </w:r>
-    </w:p>
-    <w:p>
-      <w:pPr>
-        <w:spacing w:after="80" w:before="60"/>
-      </w:pPr>
-      <w:r>
-        <w:rPr>
-          <w:rFonts w:ascii="Times New Roman" w:cs="Times New Roman" w:eastAsia="Times New Roman" w:hAnsi="Times New Roman"/>
-          <w:color w:val="1F2937"/>
-          <w:sz w:val="22"/>
-          <w:szCs w:val="22"/>
-        </w:rPr>
-        <w:t xml:space="preserve">Au Centre for Psychological Astrology (CPA, Londres), Greene aborde les nœuds dans une perspective jungienne. Le Nœud Nord représente la direction vers l'individuation — le processus par lequel le Moi conscient intègre les parties de la psyché restées dans l'ombre. Greene n'exige pas de croire aux vies antérieures pour travailler avec les nœuds : la lecture karmique est compatible, selon elle, avec une lecture purement psychologique des patterns familiaux et éducatifs. Ce pont entre corpus astrologique et psychologie analytique est l'une des contributions distinctives de Greene au champ.</w:t>
+        <w:t xml:space="preserve">Dans la lecture d'inspiration psychologique — une tension psychologique. ⚠️ Attribution à Liz Greene retirée le 11/09/2026, faute de source.</w:t>
+      </w:r>
+    </w:p>
+    <w:p>
+      <w:pPr>
+        <w:spacing w:after="80" w:before="60"/>
+      </w:pPr>
+      <w:r>
+        <w:rPr>
+          <w:rFonts w:ascii="Times New Roman" w:cs="Times New Roman" w:eastAsia="Times New Roman" w:hAnsi="Times New Roman"/>
+          <w:color w:val="1F2937"/>
+          <w:sz w:val="22"/>
+          <w:szCs w:val="22"/>
+        </w:rPr>
+        <w:t xml:space="preserve">Une partie du corpus lit les nœuds dans une perspective inspirée de la psychologie analytique : le Nœud Nord y figure une direction d'intégration, proche de ce que Jung appelle l'individuation — le processus par lequel le Moi conscient intègre les parties de la psyché restées dans l'ombre. Dans cette lecture, croire aux vies antérieures n'est pas requis : la lecture karmique et une lecture purement psychologique des patterns familiaux et éducatifs y sont tenues pour compatibles. ⚠️ Corrigé le 11/09/2026 : ce paragraphe était attribué nommément à Liz Greene et au Centre for Psychological Astrology. Mesuré le jour même, AUCUNE des sept sources de la leçon ne porte cela — cpalondon.com rend 1 739 caractères de barre de navigation (« nœud » 0, « individuation » 0, « jung » 0), sa page biographique 3 370 caractères qui ne disent rien des nœuds, et les trois sources françaises ne contiennent ni « Greene », ni « individuation », ni « Jung ». L'attribution est retirée ; l'idée reste, présentée comme une tendance du corpus.</w:t>
       </w:r>
     </w:p>
     <w:p>
@@ -1874,7 +1874,7 @@
           <w:sz w:val="22"/>
           <w:szCs w:val="22"/>
         </w:rPr>
-        <w:t xml:space="preserve">Greene, plus prudente, note que le « saut » vers le Nœud Nord ne se fait pas volontairement : il se fait souvent sous pression — une crise, une perte, un moment de déséquilibre — qui rend la direction du Nœud Sud soudainement insuffisante. Cette lecture est cohérente avec la psychologie du changement : les modifications durables de comportement sont plus souvent déclenchées par une rupture que par une décision.</w:t>
+        <w:t xml:space="preserve">Une lecture plus prudente du corpus veut que le « saut » vers le Nœud Nord ne se fasse pas volontairement : il surviendrait sous pression — une crise, une perte, un moment de déséquilibre — qui rend la direction du Nœud Sud soudainement insuffisante. ⚠️ Corrigé le 11/09/2026 : cette position était prêtée à Liz Greene, sans qu'aucune source de la leçon ne la porte. Cette lecture est cohérente avec la psychologie du changement : les modifications durables de comportement sont plus souvent déclenchées par une rupture que par une décision.</w:t>
       </w:r>
     </w:p>
     <w:p>
@@ -2349,7 +2349,7 @@
                 <w:sz w:val="20"/>
                 <w:szCs w:val="20"/>
               </w:rPr>
-              <w:t xml:space="preserve">Le corpus attribue une influence sur la psychologie et les tendances de vie en fonction de la position nodale à la naissance. (Schulman, Spiller, Greene)</w:t>
+              <w:t xml:space="preserve">Le corpus attribue une influence sur la psychologie et les tendances de vie en fonction de la position nodale à la naissance. (Schulman et Spiller, cités en bibliographie et non consultés ; la mention de Greene a été retirée le 11/09/2026 — aucune source de la leçon ne la rattache à cette affirmation.)</w:t>
             </w:r>
           </w:p>
         </w:tc>
@@ -3013,7 +3013,7 @@
           <w:sz w:val="22"/>
           <w:szCs w:val="22"/>
         </w:rPr>
-        <w:t xml:space="preserve">Liz Greene / Centre for Psychological Astrology — approche jungienne des nœuds ; site : </w:t>
+        <w:t xml:space="preserve">Liz Greene / Centre for Psychological Astrology — ⚠️ RECTIFIÉ LE 11/09/2026 : ce libellé annonçait une « approche jungienne des nœuds » que le site ne porte pas. Page biographique, sans contenu doctrinal : </w:t>
       </w:r>
     </w:p>
     <w:p>
@@ -3029,7 +3029,7 @@
             <w:szCs w:val="22"/>
             <w:u w:val="single"/>
           </w:rPr>
-          <w:t xml:space="preserve">CPA London — cpalondon.com</w:t>
+          <w:t xml:space="preserve">CPA London — page de Liz Greene (biographie, 3 370 caractères utiles au 11/09/2026 ; « nœud » et « individuation » n'y figurent pas)</w:t>
         </w:r>
       </w:hyperlink>
       <w:r>
@@ -3416,6 +3416,64 @@
           <w:szCs w:val="22"/>
         </w:rPr>
         <w:t xml:space="preserve">② Ce que le test a signalé au passage, et qui était déjà connu : cpalondon.com, cité dans cette leçon, ne rend que 1 739 caractères — une barre de navigation. C'est la même façade que celle relevée le 10/09/2026 dans la leçon n°06 de ce parcours, et corrigée dans cette seule leçon-là. Deux leçons de ce parcours s'appuyaient donc dessus ; celle-ci reste à reprendre sur ce point, qui n'est pas de cette passe.</w:t>
+      </w:r>
+    </w:p>
+    <w:p>
+      <w:pPr>
+        <w:spacing w:after="120" w:before="280"/>
+      </w:pPr>
+      <w:r>
+        <w:rPr>
+          <w:rFonts w:ascii="Times New Roman" w:cs="Times New Roman" w:eastAsia="Times New Roman" w:hAnsi="Times New Roman"/>
+          <w:b/>
+          <w:bCs/>
+          <w:color w:val="1B3A6B"/>
+          <w:sz w:val="30"/>
+          <w:szCs w:val="30"/>
+        </w:rPr>
+        <w:t xml:space="preserve">⚠️ Complément du 11/09/2026, le jour même : quatre thèses prêtées à une personne réelle sur la foi d'une façade.</w:t>
+      </w:r>
+    </w:p>
+    <w:p>
+      <w:pPr>
+        <w:spacing w:after="120" w:before="280"/>
+      </w:pPr>
+      <w:r>
+        <w:rPr>
+          <w:rFonts w:ascii="Times New Roman" w:cs="Times New Roman" w:eastAsia="Times New Roman" w:hAnsi="Times New Roman"/>
+          <w:color w:val="1B3A6B"/>
+          <w:sz w:val="30"/>
+          <w:szCs w:val="30"/>
+        </w:rPr>
+        <w:t xml:space="preserve">③ Liz Greene et le Centre for Psychological Astrology. La leçon attribuait nommément à Liz Greene quatre positions doctrinales : la lecture des nœuds comme chemin d'individuation jungienne, la compatibilité entre lecture karmique et lecture psychologique, le « saut » vers le Nœud Nord survenant sous pression, et une co-signature du triplet Schulman-Spiller-Greene. Mesuré le 11/09/2026 : cpalondon.com rend 1 739 caractères de barre de navigation — « nœud » 0, « individuation » 0, « jung » 0, le seul « Greene » étant le nom dans une liste d'intervenants ; sa page biographique, la seule page ouverte du site, rend 3 370 caractères qui ne disent rien des nœuds ; et les trois sources françaises de la leçon ne contiennent ni « Greene », ni « individuation », ni « Jung ». AUCUNE des sept sources ne porte quoi que ce soit de ces quatre thèses.</w:t>
+      </w:r>
+    </w:p>
+    <w:p>
+      <w:pPr>
+        <w:spacing w:after="120" w:before="280"/>
+      </w:pPr>
+      <w:r>
+        <w:rPr>
+          <w:rFonts w:ascii="Times New Roman" w:cs="Times New Roman" w:eastAsia="Times New Roman" w:hAnsi="Times New Roman"/>
+          <w:color w:val="1B3A6B"/>
+          <w:sz w:val="30"/>
+          <w:szCs w:val="30"/>
+        </w:rPr>
+        <w:t xml:space="preserve">Ce qui a été fait. Les quatre attributions sont retirées et les idées conservées, présentées comme des tendances du corpus. Le lien pointe désormais sur la page biographique, avec sa mesure, et son libellé ne promet plus une « approche jungienne des nœuds » que le site ne porte pas. Liz Greene est une personne vivante : lui prêter des positions sans source est le seul geste de ce parcours qui engage quelqu'un.</w:t>
+      </w:r>
+    </w:p>
+    <w:p>
+      <w:pPr>
+        <w:spacing w:after="120" w:before="280"/>
+      </w:pPr>
+      <w:r>
+        <w:rPr>
+          <w:rFonts w:ascii="Times New Roman" w:cs="Times New Roman" w:eastAsia="Times New Roman" w:hAnsi="Times New Roman"/>
+          <w:color w:val="1B3A6B"/>
+          <w:sz w:val="30"/>
+          <w:szCs w:val="30"/>
+        </w:rPr>
+        <w:t xml:space="preserve">Seconde occurrence de la même façade. Le même site avait déjà fait porter deux thèses à la leçon n°06, corrigée le 10/09/2026 ; cette leçon-ci n'avait pas été reprise. Le défaut n'a été retrouvé que par le balayage des 135 leçons du 11/09. Corriger une occurrence ne corrige pas le motif : quand une source se révèle être une façade, il faut chercher partout où elle est citée.</w:t>
       </w:r>
     </w:p>
     <w:p>
